--- a/documentación/Acta_APU_AOCR_Completa.docx
+++ b/documentación/Acta_APU_AOCR_Completa.docx
@@ -7315,10 +7315,11 @@
             </w:pPr>
             <w:r>
               <w:rPr>
-                <w:b/>
-                <w:color w:val="000000"/>
-              </w:rPr>
-              <w:t>Por designar por la unidad requirente</w:t>
+                <w:rFonts w:ascii="Calibri" w:eastAsia="Times New Roman" w:hAnsi="Calibri" w:cs="Calibri"/>
+                <w:color w:val="000000"/>
+                <w:lang w:eastAsia="es-ES"/>
+              </w:rPr>
+              <w:t>LUIS CATOTA</w:t>
             </w:r>
           </w:p>
         </w:tc>
@@ -7343,7 +7344,19 @@
               <w:rPr>
                 <w:color w:val="000000"/>
               </w:rPr>
-              <w:t>Delegado/a o Analista funcional AOCR - DCAV/DGAC</w:t>
+              <w:t xml:space="preserve">Delegado/a o </w:t>
+            </w:r>
+            <w:r>
+              <w:rPr>
+                <w:color w:val="000000"/>
+              </w:rPr>
+              <w:t>Inspector</w:t>
+            </w:r>
+            <w:r>
+              <w:rPr>
+                <w:color w:val="000000"/>
+              </w:rPr>
+              <w:t xml:space="preserve"> AOCR - DCAV/DGAC</w:t>
             </w:r>
           </w:p>
         </w:tc>
@@ -7366,12 +7379,6 @@
                 <w:szCs w:val="20"/>
               </w:rPr>
             </w:pPr>
-            <w:r>
-              <w:rPr>
-                <w:color w:val="000000"/>
-              </w:rPr>
-              <w:t>Firma pendiente de suscripción</w:t>
-            </w:r>
           </w:p>
         </w:tc>
       </w:tr>
@@ -7401,10 +7408,11 @@
             </w:pPr>
             <w:r>
               <w:rPr>
-                <w:b/>
-                <w:color w:val="000000"/>
-              </w:rPr>
-              <w:t>Por designar por la autoridad competente</w:t>
+                <w:rFonts w:ascii="Calibri" w:eastAsia="Times New Roman" w:hAnsi="Calibri" w:cs="Calibri"/>
+                <w:color w:val="000000"/>
+                <w:lang w:eastAsia="es-ES"/>
+              </w:rPr>
+              <w:t>LUIS CATOTA</w:t>
             </w:r>
           </w:p>
         </w:tc>
@@ -7452,12 +7460,6 @@
                 <w:szCs w:val="20"/>
               </w:rPr>
             </w:pPr>
-            <w:r>
-              <w:rPr>
-                <w:color w:val="000000"/>
-              </w:rPr>
-              <w:t>Firma pendiente de suscripción</w:t>
-            </w:r>
           </w:p>
         </w:tc>
       </w:tr>
@@ -7487,43 +7489,46 @@
             </w:pPr>
             <w:r>
               <w:rPr>
-                <w:b/>
-                <w:color w:val="000000"/>
-              </w:rPr>
-              <w:t>Por designar por Tecnologías de Información</w:t>
-            </w:r>
-          </w:p>
-        </w:tc>
-        <w:tc>
-          <w:tcPr>
-            <w:tcW w:w="3626" w:type="dxa"/>
-            <w:vAlign w:val="center"/>
-          </w:tcPr>
-          <w:p>
-            <w:pPr>
-              <w:pStyle w:val="AOCRFormText"/>
-              <w:keepLines/>
-              <w:jc w:val="center"/>
-              <w:rPr>
-                <w:rFonts w:cstheme="minorHAnsi"/>
-                <w:color w:val="000000" w:themeColor="text1"/>
-                <w:sz w:val="20"/>
-                <w:szCs w:val="20"/>
-              </w:rPr>
-            </w:pPr>
-            <w:r>
-              <w:rPr>
-                <w:color w:val="000000"/>
-              </w:rPr>
-              <w:t xml:space="preserve">Analista de </w:t>
+                <w:rFonts w:ascii="Calibri" w:eastAsia="Times New Roman" w:hAnsi="Calibri" w:cs="Calibri"/>
+                <w:color w:val="000000"/>
+                <w:lang w:eastAsia="es-ES"/>
+              </w:rPr>
+              <w:t>GERMÁ</w:t>
             </w:r>
             <w:bookmarkStart w:id="0" w:name="_GoBack"/>
             <w:bookmarkEnd w:id="0"/>
             <w:r>
               <w:rPr>
-                <w:color w:val="000000"/>
-              </w:rPr>
-              <w:t>Desarrollo y Proyectos de TI</w:t>
+                <w:rFonts w:ascii="Calibri" w:eastAsia="Times New Roman" w:hAnsi="Calibri" w:cs="Calibri"/>
+                <w:color w:val="000000"/>
+                <w:lang w:eastAsia="es-ES"/>
+              </w:rPr>
+              <w:t>N CAJAS</w:t>
+            </w:r>
+          </w:p>
+        </w:tc>
+        <w:tc>
+          <w:tcPr>
+            <w:tcW w:w="3626" w:type="dxa"/>
+            <w:vAlign w:val="center"/>
+          </w:tcPr>
+          <w:p>
+            <w:pPr>
+              <w:pStyle w:val="AOCRFormText"/>
+              <w:keepLines/>
+              <w:jc w:val="center"/>
+              <w:rPr>
+                <w:rFonts w:cstheme="minorHAnsi"/>
+                <w:color w:val="000000" w:themeColor="text1"/>
+                <w:sz w:val="20"/>
+                <w:szCs w:val="20"/>
+              </w:rPr>
+            </w:pPr>
+            <w:r>
+              <w:rPr>
+                <w:color w:val="000000"/>
+              </w:rPr>
+              <w:t>Analista de Desarrollo y Proyectos de TI</w:t>
             </w:r>
           </w:p>
         </w:tc>
@@ -7546,12 +7551,6 @@
                 <w:szCs w:val="20"/>
               </w:rPr>
             </w:pPr>
-            <w:r>
-              <w:rPr>
-                <w:color w:val="000000"/>
-              </w:rPr>
-              <w:t>Firma pendiente de suscripción</w:t>
-            </w:r>
           </w:p>
         </w:tc>
       </w:tr>
@@ -8240,7 +8239,7 @@
               <w:sz w:val="20"/>
               <w:szCs w:val="20"/>
             </w:rPr>
-            <w:t>4</w:t>
+            <w:t>3</w:t>
           </w:r>
           <w:r>
             <w:rPr>
